--- a/projects/valuepickr-open-screen/docs/Cohance Lifesciences Ltd.docx
+++ b/projects/valuepickr-open-screen/docs/Cohance Lifesciences Ltd.docx
@@ -329,6 +329,62 @@
           <w:szCs w:val="20"/>
         </w:rPr>
         <w:t xml:space="preserve">No trusted-roster users posted in this thread. Adithya_G (Jun 2026) questioned why the market assigns a P/E of 80 given the earnings picture. Garuna and Cshar (both Aug 2026) offered turnaround framing -- earnings have been temporarily subdued, and 'the market knows something better' given horrible results were absorbed without a bigger selloff, though low float was flagged as a reason price moves could be misleading in either direction. antson_m posted an AI-generated technical analysis (Aug 2026) without a clear directional call.</w:t>
+      </w:r>
+    </w:p>
+    <w:p>
+      <w:pPr>
+        <w:pStyle w:val="Heading1"/>
+        <w:spacing w:after="120" w:before="280"/>
+      </w:pPr>
+      <w:r>
+        <w:t xml:space="preserve">Trusted-User Signals (Ongoing)</w:t>
+      </w:r>
+    </w:p>
+    <w:p>
+      <w:pPr>
+        <w:spacing w:after="120"/>
+      </w:pPr>
+      <w:r>
+        <w:rPr>
+          <w:i/>
+          <w:iCs/>
+          <w:color w:val="666666"/>
+          <w:sz w:val="18"/>
+          <w:szCs w:val="18"/>
+        </w:rPr>
+        <w:t xml:space="preserve">Every time a trusted user expresses clear conviction on this stock, most recent first — this section accumulates over time, it isn't a one-time snapshot.</w:t>
+      </w:r>
+    </w:p>
+    <w:p>
+      <w:pPr>
+        <w:spacing w:after="100"/>
+      </w:pPr>
+      <w:r>
+        <w:rPr>
+          <w:b/>
+          <w:bCs/>
+          <w:sz w:val="20"/>
+          <w:szCs w:val="20"/>
+        </w:rPr>
+        <w:t xml:space="preserve">2026-06-20 — Cshar</w:t>
+      </w:r>
+      <w:r>
+        <w:rPr>
+          <w:i/>
+          <w:iCs/>
+          <w:color w:val="666666"/>
+          <w:sz w:val="18"/>
+          <w:szCs w:val="18"/>
+        </w:rPr>
+        <w:t xml:space="preserve"> (Midhun's Investment journey, post #79 (elevated tier))</w:t>
+      </w:r>
+      <w:r>
+        <w:rPr>
+          <w:sz w:val="20"/>
+          <w:szCs w:val="20"/>
+        </w:rPr>
+        <w:br/>
+        <w:t xml:space="preserve">: "Also Cohance at sub 300 levels 8% of PF, will hold both for next 4-5 years at least." Independent trusted-user conviction; Midhunjoe separately wrote it up favourably (#74, substack) but EXITED by Sep 2026 (#90). elevated-tier -&gt; no floor.</w:t>
       </w:r>
     </w:p>
     <w:p>
